--- a/fuentes/CF1_07120019_DU.docx
+++ b/fuentes/CF1_07120019_DU.docx
@@ -313,7 +313,7 @@
                 <v:stroke joinstyle="miter"/>
                 <v:path gradientshapeok="t" o:connecttype="rect"/>
               </v:shapetype>
-              <v:shape id="Cuadro de texto 2" o:spid="_x0000_s1026" type="#_x0000_t202" alt="&quot;&quot;" style="position:absolute;left:0;text-align:left;margin-left:-20.2pt;margin-top:37.15pt;width:557.2pt;height:115.5pt;z-index:251663360;visibility:visible;mso-wrap-style:square;mso-width-percent:0;mso-height-percent:0;mso-wrap-distance-left:9pt;mso-wrap-distance-top:3.6pt;mso-wrap-distance-right:9pt;mso-wrap-distance-bottom:3.6pt;mso-position-horizontal:absolute;mso-position-horizontal-relative:text;mso-position-vertical:absolute;mso-position-vertical-relative:text;mso-width-percent:0;mso-height-percent:0;mso-width-relative:margin;mso-height-relative:margin;v-text-anchor:top" o:gfxdata="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" filled="f" stroked="f">
+              <v:shape id="Cuadro de texto 2" o:spid="_x0000_s1026" type="#_x0000_t202" alt="&quot;&quot;" style="position:absolute;left:0;text-align:left;margin-left:-20.2pt;margin-top:37.15pt;width:557.2pt;height:115.5pt;z-index:251663360;visibility:visible;mso-wrap-style:square;mso-width-percent:0;mso-height-percent:0;mso-wrap-distance-left:9pt;mso-wrap-distance-top:3.6pt;mso-wrap-distance-right:9pt;mso-wrap-distance-bottom:3.6pt;mso-position-horizontal:absolute;mso-position-horizontal-relative:text;mso-position-vertical:absolute;mso-position-vertical-relative:text;mso-width-percent:0;mso-height-percent:0;mso-width-relative:margin;mso-height-relative:margin;v-text-anchor:top" o:gfxdata="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" filled="f" stroked="f">
                 <v:textbox>
                   <w:txbxContent>
                     <w:p>
@@ -504,7 +504,8 @@
         <w:br w:type="page"/>
       </w:r>
     </w:p>
-    <w:bookmarkStart w:id="0" w:name="_Toc212418034" w:displacedByCustomXml="next"/>
+    <w:bookmarkStart w:id="0" w:name="_Toc214620079" w:displacedByCustomXml="next"/>
+    <w:bookmarkStart w:id="1" w:name="_Toc212418034" w:displacedByCustomXml="next"/>
     <w:sdt>
       <w:sdtPr>
         <w:rPr>
@@ -541,6 +542,9 @@
               <w:numId w:val="0"/>
             </w:numPr>
             <w:ind w:left="709"/>
+            <w:rPr>
+              <w:noProof/>
+            </w:rPr>
           </w:pPr>
           <w:r>
             <w:t>Tabla de c</w:t>
@@ -548,6 +552,7 @@
           <w:r>
             <w:t>ontenido</w:t>
           </w:r>
+          <w:bookmarkEnd w:id="1"/>
           <w:bookmarkEnd w:id="0"/>
           <w:r>
             <w:rPr>
@@ -575,9 +580,6 @@
         <w:p>
           <w:pPr>
             <w:pStyle w:val="TDC1"/>
-            <w:tabs>
-              <w:tab w:val="right" w:leader="dot" w:pos="9962"/>
-            </w:tabs>
             <w:rPr>
               <w:rFonts w:eastAsiaTheme="minorEastAsia"/>
               <w:noProof/>
@@ -586,13 +588,13 @@
               <w:lang w:eastAsia="es-MX"/>
             </w:rPr>
           </w:pPr>
-          <w:hyperlink w:anchor="_Toc212418035" w:history="1">
+          <w:hyperlink w:anchor="_Toc214620079" w:history="1">
             <w:r>
               <w:rPr>
                 <w:rStyle w:val="Hipervnculo"/>
                 <w:noProof/>
               </w:rPr>
-              <w:t>Introducción</w:t>
+              <w:t>Tabla de contenido</w:t>
             </w:r>
             <w:r>
               <w:rPr>
@@ -613,7 +615,7 @@
                 <w:noProof/>
                 <w:webHidden/>
               </w:rPr>
-              <w:instrText xml:space="preserve"> PAGEREF _Toc212418035 \h </w:instrText>
+              <w:instrText xml:space="preserve"> PAGEREF _Toc214620079 \h </w:instrText>
             </w:r>
             <w:r>
               <w:rPr>
@@ -633,7 +635,7 @@
                 <w:noProof/>
                 <w:webHidden/>
               </w:rPr>
-              <w:t>1</w:t>
+              <w:t>2</w:t>
             </w:r>
             <w:r>
               <w:rPr>
@@ -647,10 +649,6 @@
         <w:p>
           <w:pPr>
             <w:pStyle w:val="TDC1"/>
-            <w:tabs>
-              <w:tab w:val="left" w:pos="1200"/>
-              <w:tab w:val="right" w:leader="dot" w:pos="9962"/>
-            </w:tabs>
             <w:rPr>
               <w:rFonts w:eastAsiaTheme="minorEastAsia"/>
               <w:noProof/>
@@ -659,7 +657,76 @@
               <w:lang w:eastAsia="es-MX"/>
             </w:rPr>
           </w:pPr>
-          <w:hyperlink w:anchor="_Toc212418036" w:history="1">
+          <w:hyperlink w:anchor="_Toc214620080" w:history="1">
+            <w:r>
+              <w:rPr>
+                <w:rStyle w:val="Hipervnculo"/>
+                <w:noProof/>
+              </w:rPr>
+              <w:t>Introducción</w:t>
+            </w:r>
+            <w:r>
+              <w:rPr>
+                <w:noProof/>
+                <w:webHidden/>
+              </w:rPr>
+              <w:tab/>
+            </w:r>
+            <w:r>
+              <w:rPr>
+                <w:noProof/>
+                <w:webHidden/>
+              </w:rPr>
+              <w:fldChar w:fldCharType="begin"/>
+            </w:r>
+            <w:r>
+              <w:rPr>
+                <w:noProof/>
+                <w:webHidden/>
+              </w:rPr>
+              <w:instrText xml:space="preserve"> PAGEREF _Toc214620080 \h </w:instrText>
+            </w:r>
+            <w:r>
+              <w:rPr>
+                <w:noProof/>
+                <w:webHidden/>
+              </w:rPr>
+            </w:r>
+            <w:r>
+              <w:rPr>
+                <w:noProof/>
+                <w:webHidden/>
+              </w:rPr>
+              <w:fldChar w:fldCharType="separate"/>
+            </w:r>
+            <w:r>
+              <w:rPr>
+                <w:noProof/>
+                <w:webHidden/>
+              </w:rPr>
+              <w:t>1</w:t>
+            </w:r>
+            <w:r>
+              <w:rPr>
+                <w:noProof/>
+                <w:webHidden/>
+              </w:rPr>
+              <w:fldChar w:fldCharType="end"/>
+            </w:r>
+          </w:hyperlink>
+        </w:p>
+        <w:p>
+          <w:pPr>
+            <w:pStyle w:val="TDC1"/>
+            <w:rPr>
+              <w:rFonts w:eastAsiaTheme="minorEastAsia"/>
+              <w:noProof/>
+              <w:sz w:val="24"/>
+              <w:szCs w:val="24"/>
+              <w:lang w:eastAsia="es-MX"/>
+            </w:rPr>
+          </w:pPr>
+          <w:hyperlink w:anchor="_Toc214620081" w:history="1">
             <w:r>
               <w:rPr>
                 <w:rStyle w:val="Hipervnculo"/>
@@ -703,7 +770,7 @@
                 <w:noProof/>
                 <w:webHidden/>
               </w:rPr>
-              <w:instrText xml:space="preserve"> PAGEREF _Toc212418036 \h </w:instrText>
+              <w:instrText xml:space="preserve"> PAGEREF _Toc214620081 \h </w:instrText>
             </w:r>
             <w:r>
               <w:rPr>
@@ -744,7 +811,7 @@
               <w:lang w:eastAsia="es-MX"/>
             </w:rPr>
           </w:pPr>
-          <w:hyperlink w:anchor="_Toc212418037" w:history="1">
+          <w:hyperlink w:anchor="_Toc214620082" w:history="1">
             <w:r>
               <w:rPr>
                 <w:rStyle w:val="Hipervnculo"/>
@@ -782,7 +849,7 @@
               <w:rPr>
                 <w:webHidden/>
               </w:rPr>
-              <w:instrText xml:space="preserve"> PAGEREF _Toc212418037 \h </w:instrText>
+              <w:instrText xml:space="preserve"> PAGEREF _Toc214620082 \h </w:instrText>
             </w:r>
             <w:r>
               <w:rPr>
@@ -803,96 +870,6 @@
             </w:r>
             <w:r>
               <w:rPr>
-                <w:webHidden/>
-              </w:rPr>
-              <w:fldChar w:fldCharType="end"/>
-            </w:r>
-          </w:hyperlink>
-        </w:p>
-        <w:p>
-          <w:pPr>
-            <w:pStyle w:val="TDC1"/>
-            <w:tabs>
-              <w:tab w:val="left" w:pos="1200"/>
-              <w:tab w:val="right" w:leader="dot" w:pos="9962"/>
-            </w:tabs>
-            <w:rPr>
-              <w:rFonts w:eastAsiaTheme="minorEastAsia"/>
-              <w:noProof/>
-              <w:sz w:val="24"/>
-              <w:szCs w:val="24"/>
-              <w:lang w:eastAsia="es-MX"/>
-            </w:rPr>
-          </w:pPr>
-          <w:hyperlink w:anchor="_Toc212418038" w:history="1">
-            <w:r>
-              <w:rPr>
-                <w:rStyle w:val="Hipervnculo"/>
-                <w:noProof/>
-              </w:rPr>
-              <w:t>2.</w:t>
-            </w:r>
-            <w:r>
-              <w:rPr>
-                <w:rFonts w:eastAsiaTheme="minorEastAsia"/>
-                <w:noProof/>
-                <w:sz w:val="24"/>
-                <w:szCs w:val="24"/>
-                <w:lang w:eastAsia="es-MX"/>
-              </w:rPr>
-              <w:tab/>
-            </w:r>
-            <w:r>
-              <w:rPr>
-                <w:rStyle w:val="Hipervnculo"/>
-                <w:noProof/>
-              </w:rPr>
-              <w:t>Estructura organizacional</w:t>
-            </w:r>
-            <w:r>
-              <w:rPr>
-                <w:noProof/>
-                <w:webHidden/>
-              </w:rPr>
-              <w:tab/>
-            </w:r>
-            <w:r>
-              <w:rPr>
-                <w:noProof/>
-                <w:webHidden/>
-              </w:rPr>
-              <w:fldChar w:fldCharType="begin"/>
-            </w:r>
-            <w:r>
-              <w:rPr>
-                <w:noProof/>
-                <w:webHidden/>
-              </w:rPr>
-              <w:instrText xml:space="preserve"> PAGEREF _Toc212418038 \h </w:instrText>
-            </w:r>
-            <w:r>
-              <w:rPr>
-                <w:noProof/>
-                <w:webHidden/>
-              </w:rPr>
-            </w:r>
-            <w:r>
-              <w:rPr>
-                <w:noProof/>
-                <w:webHidden/>
-              </w:rPr>
-              <w:fldChar w:fldCharType="separate"/>
-            </w:r>
-            <w:r>
-              <w:rPr>
-                <w:noProof/>
-                <w:webHidden/>
-              </w:rPr>
-              <w:t>15</w:t>
-            </w:r>
-            <w:r>
-              <w:rPr>
-                <w:noProof/>
                 <w:webHidden/>
               </w:rPr>
               <w:fldChar w:fldCharType="end"/>
@@ -909,12 +886,12 @@
               <w:lang w:eastAsia="es-MX"/>
             </w:rPr>
           </w:pPr>
-          <w:hyperlink w:anchor="_Toc212418039" w:history="1">
+          <w:hyperlink w:anchor="_Toc214620083" w:history="1">
             <w:r>
               <w:rPr>
                 <w:rStyle w:val="Hipervnculo"/>
               </w:rPr>
-              <w:t>2.1</w:t>
+              <w:t>1.2</w:t>
             </w:r>
             <w:r>
               <w:rPr>
@@ -929,7 +906,7 @@
               <w:rPr>
                 <w:rStyle w:val="Hipervnculo"/>
               </w:rPr>
-              <w:t>Tipos de estructura organizacional</w:t>
+              <w:t>Requisitos para el funcionamiento</w:t>
             </w:r>
             <w:r>
               <w:rPr>
@@ -947,7 +924,7 @@
               <w:rPr>
                 <w:webHidden/>
               </w:rPr>
-              <w:instrText xml:space="preserve"> PAGEREF _Toc212418039 \h </w:instrText>
+              <w:instrText xml:space="preserve"> PAGEREF _Toc214620083 \h </w:instrText>
             </w:r>
             <w:r>
               <w:rPr>
@@ -964,10 +941,96 @@
               <w:rPr>
                 <w:webHidden/>
               </w:rPr>
+              <w:t>11</w:t>
+            </w:r>
+            <w:r>
+              <w:rPr>
+                <w:webHidden/>
+              </w:rPr>
+              <w:fldChar w:fldCharType="end"/>
+            </w:r>
+          </w:hyperlink>
+        </w:p>
+        <w:p>
+          <w:pPr>
+            <w:pStyle w:val="TDC1"/>
+            <w:rPr>
+              <w:rFonts w:eastAsiaTheme="minorEastAsia"/>
+              <w:noProof/>
+              <w:sz w:val="24"/>
+              <w:szCs w:val="24"/>
+              <w:lang w:eastAsia="es-MX"/>
+            </w:rPr>
+          </w:pPr>
+          <w:hyperlink w:anchor="_Toc214620084" w:history="1">
+            <w:r>
+              <w:rPr>
+                <w:rStyle w:val="Hipervnculo"/>
+                <w:noProof/>
+              </w:rPr>
+              <w:t>2.</w:t>
+            </w:r>
+            <w:r>
+              <w:rPr>
+                <w:rFonts w:eastAsiaTheme="minorEastAsia"/>
+                <w:noProof/>
+                <w:sz w:val="24"/>
+                <w:szCs w:val="24"/>
+                <w:lang w:eastAsia="es-MX"/>
+              </w:rPr>
+              <w:tab/>
+            </w:r>
+            <w:r>
+              <w:rPr>
+                <w:rStyle w:val="Hipervnculo"/>
+                <w:noProof/>
+              </w:rPr>
+              <w:t>Estructura organizacional</w:t>
+            </w:r>
+            <w:r>
+              <w:rPr>
+                <w:noProof/>
+                <w:webHidden/>
+              </w:rPr>
+              <w:tab/>
+            </w:r>
+            <w:r>
+              <w:rPr>
+                <w:noProof/>
+                <w:webHidden/>
+              </w:rPr>
+              <w:fldChar w:fldCharType="begin"/>
+            </w:r>
+            <w:r>
+              <w:rPr>
+                <w:noProof/>
+                <w:webHidden/>
+              </w:rPr>
+              <w:instrText xml:space="preserve"> PAGEREF _Toc214620084 \h </w:instrText>
+            </w:r>
+            <w:r>
+              <w:rPr>
+                <w:noProof/>
+                <w:webHidden/>
+              </w:rPr>
+            </w:r>
+            <w:r>
+              <w:rPr>
+                <w:noProof/>
+                <w:webHidden/>
+              </w:rPr>
+              <w:fldChar w:fldCharType="separate"/>
+            </w:r>
+            <w:r>
+              <w:rPr>
+                <w:noProof/>
+                <w:webHidden/>
+              </w:rPr>
               <w:t>15</w:t>
             </w:r>
             <w:r>
               <w:rPr>
+                <w:noProof/>
                 <w:webHidden/>
               </w:rPr>
               <w:fldChar w:fldCharType="end"/>
@@ -984,12 +1047,12 @@
               <w:lang w:eastAsia="es-MX"/>
             </w:rPr>
           </w:pPr>
-          <w:hyperlink w:anchor="_Toc212418040" w:history="1">
+          <w:hyperlink w:anchor="_Toc214620085" w:history="1">
             <w:r>
               <w:rPr>
                 <w:rStyle w:val="Hipervnculo"/>
               </w:rPr>
-              <w:t>2.2</w:t>
+              <w:t>2.1</w:t>
             </w:r>
             <w:r>
               <w:rPr>
@@ -1004,7 +1067,7 @@
               <w:rPr>
                 <w:rStyle w:val="Hipervnculo"/>
               </w:rPr>
-              <w:t>Importancia de la definición de cargos en la gestión empresarial agrícola</w:t>
+              <w:t>Tipos de estructura organizacional</w:t>
             </w:r>
             <w:r>
               <w:rPr>
@@ -1022,7 +1085,7 @@
               <w:rPr>
                 <w:webHidden/>
               </w:rPr>
-              <w:instrText xml:space="preserve"> PAGEREF _Toc212418040 \h </w:instrText>
+              <w:instrText xml:space="preserve"> PAGEREF _Toc214620085 \h </w:instrText>
             </w:r>
             <w:r>
               <w:rPr>
@@ -1039,7 +1102,7 @@
               <w:rPr>
                 <w:webHidden/>
               </w:rPr>
-              <w:t>16</w:t>
+              <w:t>15</w:t>
             </w:r>
             <w:r>
               <w:rPr>
@@ -1059,12 +1122,12 @@
               <w:lang w:eastAsia="es-MX"/>
             </w:rPr>
           </w:pPr>
-          <w:hyperlink w:anchor="_Toc212418041" w:history="1">
+          <w:hyperlink w:anchor="_Toc214620086" w:history="1">
             <w:r>
               <w:rPr>
                 <w:rStyle w:val="Hipervnculo"/>
               </w:rPr>
-              <w:t>2.3</w:t>
+              <w:t>2.2</w:t>
             </w:r>
             <w:r>
               <w:rPr>
@@ -1079,7 +1142,7 @@
               <w:rPr>
                 <w:rStyle w:val="Hipervnculo"/>
               </w:rPr>
-              <w:t>Procesos en la empresa agrícola</w:t>
+              <w:t>Importancia de la definición de cargos en la gestión empresarial agrícola</w:t>
             </w:r>
             <w:r>
               <w:rPr>
@@ -1097,7 +1160,7 @@
               <w:rPr>
                 <w:webHidden/>
               </w:rPr>
-              <w:instrText xml:space="preserve"> PAGEREF _Toc212418041 \h </w:instrText>
+              <w:instrText xml:space="preserve"> PAGEREF _Toc214620086 \h </w:instrText>
             </w:r>
             <w:r>
               <w:rPr>
@@ -1114,100 +1177,10 @@
               <w:rPr>
                 <w:webHidden/>
               </w:rPr>
-              <w:t>18</w:t>
-            </w:r>
-            <w:r>
-              <w:rPr>
-                <w:webHidden/>
-              </w:rPr>
-              <w:fldChar w:fldCharType="end"/>
-            </w:r>
-          </w:hyperlink>
-        </w:p>
-        <w:p>
-          <w:pPr>
-            <w:pStyle w:val="TDC1"/>
-            <w:tabs>
-              <w:tab w:val="left" w:pos="1200"/>
-              <w:tab w:val="right" w:leader="dot" w:pos="9962"/>
-            </w:tabs>
-            <w:rPr>
-              <w:rFonts w:eastAsiaTheme="minorEastAsia"/>
-              <w:noProof/>
-              <w:sz w:val="24"/>
-              <w:szCs w:val="24"/>
-              <w:lang w:eastAsia="es-MX"/>
-            </w:rPr>
-          </w:pPr>
-          <w:hyperlink w:anchor="_Toc212418042" w:history="1">
-            <w:r>
-              <w:rPr>
-                <w:rStyle w:val="Hipervnculo"/>
-                <w:noProof/>
-              </w:rPr>
-              <w:t>3.</w:t>
-            </w:r>
-            <w:r>
-              <w:rPr>
-                <w:rFonts w:eastAsiaTheme="minorEastAsia"/>
-                <w:noProof/>
-                <w:sz w:val="24"/>
-                <w:szCs w:val="24"/>
-                <w:lang w:eastAsia="es-MX"/>
-              </w:rPr>
-              <w:tab/>
-            </w:r>
-            <w:r>
-              <w:rPr>
-                <w:rStyle w:val="Hipervnculo"/>
-                <w:noProof/>
-              </w:rPr>
-              <w:t>Estrategia Organizacional</w:t>
-            </w:r>
-            <w:r>
-              <w:rPr>
-                <w:noProof/>
-                <w:webHidden/>
-              </w:rPr>
-              <w:tab/>
-            </w:r>
-            <w:r>
-              <w:rPr>
-                <w:noProof/>
-                <w:webHidden/>
-              </w:rPr>
-              <w:fldChar w:fldCharType="begin"/>
-            </w:r>
-            <w:r>
-              <w:rPr>
-                <w:noProof/>
-                <w:webHidden/>
-              </w:rPr>
-              <w:instrText xml:space="preserve"> PAGEREF _Toc212418042 \h </w:instrText>
-            </w:r>
-            <w:r>
-              <w:rPr>
-                <w:noProof/>
-                <w:webHidden/>
-              </w:rPr>
-            </w:r>
-            <w:r>
-              <w:rPr>
-                <w:noProof/>
-                <w:webHidden/>
-              </w:rPr>
-              <w:fldChar w:fldCharType="separate"/>
-            </w:r>
-            <w:r>
-              <w:rPr>
-                <w:noProof/>
-                <w:webHidden/>
-              </w:rPr>
-              <w:t>23</w:t>
-            </w:r>
-            <w:r>
-              <w:rPr>
-                <w:noProof/>
+              <w:t>16</w:t>
+            </w:r>
+            <w:r>
+              <w:rPr>
                 <w:webHidden/>
               </w:rPr>
               <w:fldChar w:fldCharType="end"/>
@@ -1224,12 +1197,12 @@
               <w:lang w:eastAsia="es-MX"/>
             </w:rPr>
           </w:pPr>
-          <w:hyperlink w:anchor="_Toc212418043" w:history="1">
+          <w:hyperlink w:anchor="_Toc214620087" w:history="1">
             <w:r>
               <w:rPr>
                 <w:rStyle w:val="Hipervnculo"/>
               </w:rPr>
-              <w:t>3.1</w:t>
+              <w:t>2.3</w:t>
             </w:r>
             <w:r>
               <w:rPr>
@@ -1244,7 +1217,7 @@
               <w:rPr>
                 <w:rStyle w:val="Hipervnculo"/>
               </w:rPr>
-              <w:t>Importancia en una empresa agrícola</w:t>
+              <w:t>Procesos en la empresa agrícola</w:t>
             </w:r>
             <w:r>
               <w:rPr>
@@ -1262,7 +1235,7 @@
               <w:rPr>
                 <w:webHidden/>
               </w:rPr>
-              <w:instrText xml:space="preserve"> PAGEREF _Toc212418043 \h </w:instrText>
+              <w:instrText xml:space="preserve"> PAGEREF _Toc214620087 \h </w:instrText>
             </w:r>
             <w:r>
               <w:rPr>
@@ -1279,10 +1252,96 @@
               <w:rPr>
                 <w:webHidden/>
               </w:rPr>
+              <w:t>18</w:t>
+            </w:r>
+            <w:r>
+              <w:rPr>
+                <w:webHidden/>
+              </w:rPr>
+              <w:fldChar w:fldCharType="end"/>
+            </w:r>
+          </w:hyperlink>
+        </w:p>
+        <w:p>
+          <w:pPr>
+            <w:pStyle w:val="TDC1"/>
+            <w:rPr>
+              <w:rFonts w:eastAsiaTheme="minorEastAsia"/>
+              <w:noProof/>
+              <w:sz w:val="24"/>
+              <w:szCs w:val="24"/>
+              <w:lang w:eastAsia="es-MX"/>
+            </w:rPr>
+          </w:pPr>
+          <w:hyperlink w:anchor="_Toc214620088" w:history="1">
+            <w:r>
+              <w:rPr>
+                <w:rStyle w:val="Hipervnculo"/>
+                <w:noProof/>
+              </w:rPr>
+              <w:t>3.</w:t>
+            </w:r>
+            <w:r>
+              <w:rPr>
+                <w:rFonts w:eastAsiaTheme="minorEastAsia"/>
+                <w:noProof/>
+                <w:sz w:val="24"/>
+                <w:szCs w:val="24"/>
+                <w:lang w:eastAsia="es-MX"/>
+              </w:rPr>
+              <w:tab/>
+            </w:r>
+            <w:r>
+              <w:rPr>
+                <w:rStyle w:val="Hipervnculo"/>
+                <w:noProof/>
+              </w:rPr>
+              <w:t>Estrategia Organizacional</w:t>
+            </w:r>
+            <w:r>
+              <w:rPr>
+                <w:noProof/>
+                <w:webHidden/>
+              </w:rPr>
+              <w:tab/>
+            </w:r>
+            <w:r>
+              <w:rPr>
+                <w:noProof/>
+                <w:webHidden/>
+              </w:rPr>
+              <w:fldChar w:fldCharType="begin"/>
+            </w:r>
+            <w:r>
+              <w:rPr>
+                <w:noProof/>
+                <w:webHidden/>
+              </w:rPr>
+              <w:instrText xml:space="preserve"> PAGEREF _Toc214620088 \h </w:instrText>
+            </w:r>
+            <w:r>
+              <w:rPr>
+                <w:noProof/>
+                <w:webHidden/>
+              </w:rPr>
+            </w:r>
+            <w:r>
+              <w:rPr>
+                <w:noProof/>
+                <w:webHidden/>
+              </w:rPr>
+              <w:fldChar w:fldCharType="separate"/>
+            </w:r>
+            <w:r>
+              <w:rPr>
+                <w:noProof/>
+                <w:webHidden/>
+              </w:rPr>
               <w:t>23</w:t>
             </w:r>
             <w:r>
               <w:rPr>
+                <w:noProof/>
                 <w:webHidden/>
               </w:rPr>
               <w:fldChar w:fldCharType="end"/>
@@ -1299,12 +1358,12 @@
               <w:lang w:eastAsia="es-MX"/>
             </w:rPr>
           </w:pPr>
-          <w:hyperlink w:anchor="_Toc212418044" w:history="1">
+          <w:hyperlink w:anchor="_Toc214620089" w:history="1">
             <w:r>
               <w:rPr>
                 <w:rStyle w:val="Hipervnculo"/>
               </w:rPr>
-              <w:t>3.2</w:t>
+              <w:t>3.1</w:t>
             </w:r>
             <w:r>
               <w:rPr>
@@ -1319,7 +1378,7 @@
               <w:rPr>
                 <w:rStyle w:val="Hipervnculo"/>
               </w:rPr>
-              <w:t>Componentes clave de una estrategia organizacional agrícola</w:t>
+              <w:t>Importancia en una empresa agrícola</w:t>
             </w:r>
             <w:r>
               <w:rPr>
@@ -1337,7 +1396,7 @@
               <w:rPr>
                 <w:webHidden/>
               </w:rPr>
-              <w:instrText xml:space="preserve"> PAGEREF _Toc212418044 \h </w:instrText>
+              <w:instrText xml:space="preserve"> PAGEREF _Toc214620089 \h </w:instrText>
             </w:r>
             <w:r>
               <w:rPr>
@@ -1354,100 +1413,10 @@
               <w:rPr>
                 <w:webHidden/>
               </w:rPr>
-              <w:t>24</w:t>
-            </w:r>
-            <w:r>
-              <w:rPr>
-                <w:webHidden/>
-              </w:rPr>
-              <w:fldChar w:fldCharType="end"/>
-            </w:r>
-          </w:hyperlink>
-        </w:p>
-        <w:p>
-          <w:pPr>
-            <w:pStyle w:val="TDC1"/>
-            <w:tabs>
-              <w:tab w:val="left" w:pos="1200"/>
-              <w:tab w:val="right" w:leader="dot" w:pos="9962"/>
-            </w:tabs>
-            <w:rPr>
-              <w:rFonts w:eastAsiaTheme="minorEastAsia"/>
-              <w:noProof/>
-              <w:sz w:val="24"/>
-              <w:szCs w:val="24"/>
-              <w:lang w:eastAsia="es-MX"/>
-            </w:rPr>
-          </w:pPr>
-          <w:hyperlink w:anchor="_Toc212418045" w:history="1">
-            <w:r>
-              <w:rPr>
-                <w:rStyle w:val="Hipervnculo"/>
-                <w:noProof/>
-              </w:rPr>
-              <w:t>4.</w:t>
-            </w:r>
-            <w:r>
-              <w:rPr>
-                <w:rFonts w:eastAsiaTheme="minorEastAsia"/>
-                <w:noProof/>
-                <w:sz w:val="24"/>
-                <w:szCs w:val="24"/>
-                <w:lang w:eastAsia="es-MX"/>
-              </w:rPr>
-              <w:tab/>
-            </w:r>
-            <w:r>
-              <w:rPr>
-                <w:rStyle w:val="Hipervnculo"/>
-                <w:noProof/>
-              </w:rPr>
-              <w:t>Mercados</w:t>
-            </w:r>
-            <w:r>
-              <w:rPr>
-                <w:noProof/>
-                <w:webHidden/>
-              </w:rPr>
-              <w:tab/>
-            </w:r>
-            <w:r>
-              <w:rPr>
-                <w:noProof/>
-                <w:webHidden/>
-              </w:rPr>
-              <w:fldChar w:fldCharType="begin"/>
-            </w:r>
-            <w:r>
-              <w:rPr>
-                <w:noProof/>
-                <w:webHidden/>
-              </w:rPr>
-              <w:instrText xml:space="preserve"> PAGEREF _Toc212418045 \h </w:instrText>
-            </w:r>
-            <w:r>
-              <w:rPr>
-                <w:noProof/>
-                <w:webHidden/>
-              </w:rPr>
-            </w:r>
-            <w:r>
-              <w:rPr>
-                <w:noProof/>
-                <w:webHidden/>
-              </w:rPr>
-              <w:fldChar w:fldCharType="separate"/>
-            </w:r>
-            <w:r>
-              <w:rPr>
-                <w:noProof/>
-                <w:webHidden/>
-              </w:rPr>
-              <w:t>26</w:t>
-            </w:r>
-            <w:r>
-              <w:rPr>
-                <w:noProof/>
+              <w:t>23</w:t>
+            </w:r>
+            <w:r>
+              <w:rPr>
                 <w:webHidden/>
               </w:rPr>
               <w:fldChar w:fldCharType="end"/>
@@ -1464,12 +1433,12 @@
               <w:lang w:eastAsia="es-MX"/>
             </w:rPr>
           </w:pPr>
-          <w:hyperlink w:anchor="_Toc212418046" w:history="1">
+          <w:hyperlink w:anchor="_Toc214620090" w:history="1">
             <w:r>
               <w:rPr>
                 <w:rStyle w:val="Hipervnculo"/>
               </w:rPr>
-              <w:t>4.1</w:t>
+              <w:t>3.2</w:t>
             </w:r>
             <w:r>
               <w:rPr>
@@ -1484,7 +1453,7 @@
               <w:rPr>
                 <w:rStyle w:val="Hipervnculo"/>
               </w:rPr>
-              <w:t>Tipos de mercados</w:t>
+              <w:t>Componentes clave de una estrategia organizacional agrícola</w:t>
             </w:r>
             <w:r>
               <w:rPr>
@@ -1502,7 +1471,7 @@
               <w:rPr>
                 <w:webHidden/>
               </w:rPr>
-              <w:instrText xml:space="preserve"> PAGEREF _Toc212418046 \h </w:instrText>
+              <w:instrText xml:space="preserve"> PAGEREF _Toc214620090 \h </w:instrText>
             </w:r>
             <w:r>
               <w:rPr>
@@ -1519,10 +1488,96 @@
               <w:rPr>
                 <w:webHidden/>
               </w:rPr>
+              <w:t>24</w:t>
+            </w:r>
+            <w:r>
+              <w:rPr>
+                <w:webHidden/>
+              </w:rPr>
+              <w:fldChar w:fldCharType="end"/>
+            </w:r>
+          </w:hyperlink>
+        </w:p>
+        <w:p>
+          <w:pPr>
+            <w:pStyle w:val="TDC1"/>
+            <w:rPr>
+              <w:rFonts w:eastAsiaTheme="minorEastAsia"/>
+              <w:noProof/>
+              <w:sz w:val="24"/>
+              <w:szCs w:val="24"/>
+              <w:lang w:eastAsia="es-MX"/>
+            </w:rPr>
+          </w:pPr>
+          <w:hyperlink w:anchor="_Toc214620091" w:history="1">
+            <w:r>
+              <w:rPr>
+                <w:rStyle w:val="Hipervnculo"/>
+                <w:noProof/>
+              </w:rPr>
+              <w:t>4.</w:t>
+            </w:r>
+            <w:r>
+              <w:rPr>
+                <w:rFonts w:eastAsiaTheme="minorEastAsia"/>
+                <w:noProof/>
+                <w:sz w:val="24"/>
+                <w:szCs w:val="24"/>
+                <w:lang w:eastAsia="es-MX"/>
+              </w:rPr>
+              <w:tab/>
+            </w:r>
+            <w:r>
+              <w:rPr>
+                <w:rStyle w:val="Hipervnculo"/>
+                <w:noProof/>
+              </w:rPr>
+              <w:t>Mercado</w:t>
+            </w:r>
+            <w:r>
+              <w:rPr>
+                <w:noProof/>
+                <w:webHidden/>
+              </w:rPr>
+              <w:tab/>
+            </w:r>
+            <w:r>
+              <w:rPr>
+                <w:noProof/>
+                <w:webHidden/>
+              </w:rPr>
+              <w:fldChar w:fldCharType="begin"/>
+            </w:r>
+            <w:r>
+              <w:rPr>
+                <w:noProof/>
+                <w:webHidden/>
+              </w:rPr>
+              <w:instrText xml:space="preserve"> PAGEREF _Toc214620091 \h </w:instrText>
+            </w:r>
+            <w:r>
+              <w:rPr>
+                <w:noProof/>
+                <w:webHidden/>
+              </w:rPr>
+            </w:r>
+            <w:r>
+              <w:rPr>
+                <w:noProof/>
+                <w:webHidden/>
+              </w:rPr>
+              <w:fldChar w:fldCharType="separate"/>
+            </w:r>
+            <w:r>
+              <w:rPr>
+                <w:noProof/>
+                <w:webHidden/>
+              </w:rPr>
               <w:t>26</w:t>
             </w:r>
             <w:r>
               <w:rPr>
+                <w:noProof/>
                 <w:webHidden/>
               </w:rPr>
               <w:fldChar w:fldCharType="end"/>
@@ -1539,12 +1594,12 @@
               <w:lang w:eastAsia="es-MX"/>
             </w:rPr>
           </w:pPr>
-          <w:hyperlink w:anchor="_Toc212418047" w:history="1">
+          <w:hyperlink w:anchor="_Toc214620092" w:history="1">
             <w:r>
               <w:rPr>
                 <w:rStyle w:val="Hipervnculo"/>
               </w:rPr>
-              <w:t>4.2</w:t>
+              <w:t>4.1</w:t>
             </w:r>
             <w:r>
               <w:rPr>
@@ -1559,10 +1614,91 @@
               <w:rPr>
                 <w:rStyle w:val="Hipervnculo"/>
               </w:rPr>
+              <w:t>Tipos de mercados</w:t>
+            </w:r>
+            <w:r>
+              <w:rPr>
+                <w:webHidden/>
+              </w:rPr>
+              <w:tab/>
+            </w:r>
+            <w:r>
+              <w:rPr>
+                <w:webHidden/>
+              </w:rPr>
+              <w:fldChar w:fldCharType="begin"/>
+            </w:r>
+            <w:r>
+              <w:rPr>
+                <w:webHidden/>
+              </w:rPr>
+              <w:instrText xml:space="preserve"> PAGEREF _Toc214620092 \h </w:instrText>
+            </w:r>
+            <w:r>
+              <w:rPr>
+                <w:webHidden/>
+              </w:rPr>
+            </w:r>
+            <w:r>
+              <w:rPr>
+                <w:webHidden/>
+              </w:rPr>
+              <w:fldChar w:fldCharType="separate"/>
+            </w:r>
+            <w:r>
+              <w:rPr>
+                <w:webHidden/>
+              </w:rPr>
+              <w:t>26</w:t>
+            </w:r>
+            <w:r>
+              <w:rPr>
+                <w:webHidden/>
+              </w:rPr>
+              <w:fldChar w:fldCharType="end"/>
+            </w:r>
+          </w:hyperlink>
+        </w:p>
+        <w:p>
+          <w:pPr>
+            <w:pStyle w:val="TDC2"/>
+            <w:rPr>
+              <w:rFonts w:eastAsiaTheme="minorEastAsia"/>
+              <w:sz w:val="24"/>
+              <w:szCs w:val="24"/>
+              <w:lang w:eastAsia="es-MX"/>
+            </w:rPr>
+          </w:pPr>
+          <w:hyperlink w:anchor="_Toc214620093" w:history="1">
+            <w:r>
+              <w:rPr>
+                <w:rStyle w:val="Hipervnculo"/>
+              </w:rPr>
+              <w:t>4.2</w:t>
+            </w:r>
+            <w:r>
+              <w:rPr>
+                <w:rFonts w:eastAsiaTheme="minorEastAsia"/>
+                <w:sz w:val="24"/>
+                <w:szCs w:val="24"/>
+                <w:lang w:eastAsia="es-MX"/>
+              </w:rPr>
+              <w:tab/>
+            </w:r>
+            <w:r>
+              <w:rPr>
+                <w:rStyle w:val="Hipervnculo"/>
+              </w:rPr>
               <w:t>Variables</w:t>
             </w:r>
             <w:r>
               <w:rPr>
+                <w:rStyle w:val="Hipervnculo"/>
+              </w:rPr>
+              <w:t xml:space="preserve"> del mercado</w:t>
+            </w:r>
+            <w:r>
+              <w:rPr>
                 <w:webHidden/>
               </w:rPr>
               <w:tab/>
@@ -1577,7 +1713,7 @@
               <w:rPr>
                 <w:webHidden/>
               </w:rPr>
-              <w:instrText xml:space="preserve"> PAGEREF _Toc212418047 \h </w:instrText>
+              <w:instrText xml:space="preserve"> PAGEREF _Toc214620093 \h </w:instrText>
             </w:r>
             <w:r>
               <w:rPr>
@@ -1607,10 +1743,6 @@
         <w:p>
           <w:pPr>
             <w:pStyle w:val="TDC1"/>
-            <w:tabs>
-              <w:tab w:val="left" w:pos="1200"/>
-              <w:tab w:val="right" w:leader="dot" w:pos="9962"/>
-            </w:tabs>
             <w:rPr>
               <w:rFonts w:eastAsiaTheme="minorEastAsia"/>
               <w:noProof/>
@@ -1619,7 +1751,7 @@
               <w:lang w:eastAsia="es-MX"/>
             </w:rPr>
           </w:pPr>
-          <w:hyperlink w:anchor="_Toc212418048" w:history="1">
+          <w:hyperlink w:anchor="_Toc214620094" w:history="1">
             <w:r>
               <w:rPr>
                 <w:rStyle w:val="Hipervnculo"/>
@@ -1663,7 +1795,7 @@
                 <w:noProof/>
                 <w:webHidden/>
               </w:rPr>
-              <w:instrText xml:space="preserve"> PAGEREF _Toc212418048 \h </w:instrText>
+              <w:instrText xml:space="preserve"> PAGEREF _Toc214620094 \h </w:instrText>
             </w:r>
             <w:r>
               <w:rPr>
@@ -1697,9 +1829,6 @@
         <w:p>
           <w:pPr>
             <w:pStyle w:val="TDC1"/>
-            <w:tabs>
-              <w:tab w:val="right" w:leader="dot" w:pos="9962"/>
-            </w:tabs>
             <w:rPr>
               <w:rFonts w:eastAsiaTheme="minorEastAsia"/>
               <w:noProof/>
@@ -1708,7 +1837,7 @@
               <w:lang w:eastAsia="es-MX"/>
             </w:rPr>
           </w:pPr>
-          <w:hyperlink w:anchor="_Toc212418049" w:history="1">
+          <w:hyperlink w:anchor="_Toc214620095" w:history="1">
             <w:r>
               <w:rPr>
                 <w:rStyle w:val="Hipervnculo"/>
@@ -1735,7 +1864,7 @@
                 <w:noProof/>
                 <w:webHidden/>
               </w:rPr>
-              <w:instrText xml:space="preserve"> PAGEREF _Toc212418049 \h </w:instrText>
+              <w:instrText xml:space="preserve"> PAGEREF _Toc214620095 \h </w:instrText>
             </w:r>
             <w:r>
               <w:rPr>
@@ -1769,9 +1898,6 @@
         <w:p>
           <w:pPr>
             <w:pStyle w:val="TDC1"/>
-            <w:tabs>
-              <w:tab w:val="right" w:leader="dot" w:pos="9962"/>
-            </w:tabs>
             <w:rPr>
               <w:rFonts w:eastAsiaTheme="minorEastAsia"/>
               <w:noProof/>
@@ -1780,7 +1906,7 @@
               <w:lang w:eastAsia="es-MX"/>
             </w:rPr>
           </w:pPr>
-          <w:hyperlink w:anchor="_Toc212418050" w:history="1">
+          <w:hyperlink w:anchor="_Toc214620096" w:history="1">
             <w:r>
               <w:rPr>
                 <w:rStyle w:val="Hipervnculo"/>
@@ -1807,7 +1933,7 @@
                 <w:noProof/>
                 <w:webHidden/>
               </w:rPr>
-              <w:instrText xml:space="preserve"> PAGEREF _Toc212418050 \h </w:instrText>
+              <w:instrText xml:space="preserve"> PAGEREF _Toc214620096 \h </w:instrText>
             </w:r>
             <w:r>
               <w:rPr>
@@ -1841,9 +1967,6 @@
         <w:p>
           <w:pPr>
             <w:pStyle w:val="TDC1"/>
-            <w:tabs>
-              <w:tab w:val="right" w:leader="dot" w:pos="9962"/>
-            </w:tabs>
             <w:rPr>
               <w:rFonts w:eastAsiaTheme="minorEastAsia"/>
               <w:noProof/>
@@ -1852,7 +1975,7 @@
               <w:lang w:eastAsia="es-MX"/>
             </w:rPr>
           </w:pPr>
-          <w:hyperlink w:anchor="_Toc212418051" w:history="1">
+          <w:hyperlink w:anchor="_Toc214620097" w:history="1">
             <w:r>
               <w:rPr>
                 <w:rStyle w:val="Hipervnculo"/>
@@ -1879,7 +2002,7 @@
                 <w:noProof/>
                 <w:webHidden/>
               </w:rPr>
-              <w:instrText xml:space="preserve"> PAGEREF _Toc212418051 \h </w:instrText>
+              <w:instrText xml:space="preserve"> PAGEREF _Toc214620097 \h </w:instrText>
             </w:r>
             <w:r>
               <w:rPr>
@@ -1913,9 +2036,6 @@
         <w:p>
           <w:pPr>
             <w:pStyle w:val="TDC1"/>
-            <w:tabs>
-              <w:tab w:val="right" w:leader="dot" w:pos="9962"/>
-            </w:tabs>
             <w:rPr>
               <w:rFonts w:eastAsiaTheme="minorEastAsia"/>
               <w:noProof/>
@@ -1924,7 +2044,7 @@
               <w:lang w:eastAsia="es-MX"/>
             </w:rPr>
           </w:pPr>
-          <w:hyperlink w:anchor="_Toc212418052" w:history="1">
+          <w:hyperlink w:anchor="_Toc214620098" w:history="1">
             <w:r>
               <w:rPr>
                 <w:rStyle w:val="Hipervnculo"/>
@@ -1951,7 +2071,7 @@
                 <w:noProof/>
                 <w:webHidden/>
               </w:rPr>
-              <w:instrText xml:space="preserve"> PAGEREF _Toc212418052 \h </w:instrText>
+              <w:instrText xml:space="preserve"> PAGEREF _Toc214620098 \h </w:instrText>
             </w:r>
             <w:r>
               <w:rPr>
@@ -1985,9 +2105,6 @@
         <w:p>
           <w:pPr>
             <w:pStyle w:val="TDC1"/>
-            <w:tabs>
-              <w:tab w:val="right" w:leader="dot" w:pos="9962"/>
-            </w:tabs>
             <w:rPr>
               <w:rFonts w:eastAsiaTheme="minorEastAsia"/>
               <w:noProof/>
@@ -1996,7 +2113,7 @@
               <w:lang w:eastAsia="es-MX"/>
             </w:rPr>
           </w:pPr>
-          <w:hyperlink w:anchor="_Toc212418053" w:history="1">
+          <w:hyperlink w:anchor="_Toc214620099" w:history="1">
             <w:r>
               <w:rPr>
                 <w:rStyle w:val="Hipervnculo"/>
@@ -2023,7 +2140,7 @@
                 <w:noProof/>
                 <w:webHidden/>
               </w:rPr>
-              <w:instrText xml:space="preserve"> PAGEREF _Toc212418053 \h </w:instrText>
+              <w:instrText xml:space="preserve"> PAGEREF _Toc214620099 \h </w:instrText>
             </w:r>
             <w:r>
               <w:rPr>
@@ -2077,10 +2194,6 @@
     <w:p>
       <w:pPr>
         <w:pStyle w:val="TDC1"/>
-        <w:rPr>
-          <w:rFonts w:cstheme="minorHAnsi"/>
-          <w:szCs w:val="28"/>
-        </w:rPr>
         <w:sectPr>
           <w:footerReference w:type="default" r:id="rId12"/>
           <w:pgSz w:w="12240" w:h="15840"/>
@@ -2099,12 +2212,12 @@
         </w:numPr>
         <w:ind w:left="709"/>
       </w:pPr>
-      <w:bookmarkStart w:id="1" w:name="_Toc212418035"/>
+      <w:bookmarkStart w:id="2" w:name="_Toc214620080"/>
       <w:r>
         <w:lastRenderedPageBreak/>
         <w:t>Introducción</w:t>
       </w:r>
-      <w:bookmarkEnd w:id="1"/>
+      <w:bookmarkEnd w:id="2"/>
     </w:p>
     <w:p>
       <w:pPr>
@@ -2165,7 +2278,7 @@
           <w:noProof/>
         </w:rPr>
         <w:drawing>
-          <wp:inline distT="0" distB="0" distL="0" distR="0" wp14:anchorId="2B640847" wp14:editId="66412D3A">
+          <wp:inline distT="0" distB="0" distL="0" distR="0" wp14:anchorId="2B640847" wp14:editId="3AFE3E0B">
             <wp:extent cx="5037827" cy="2740893"/>
             <wp:effectExtent l="0" t="0" r="4445" b="2540"/>
             <wp:docPr id="1575673523" name="Imagen 3">
@@ -2364,24 +2477,36 @@
       <w:pPr>
         <w:pStyle w:val="Ttulo1"/>
       </w:pPr>
-      <w:bookmarkStart w:id="2" w:name="_Toc212418036"/>
+      <w:bookmarkStart w:id="3" w:name="_Toc214620081"/>
       <w:r>
         <w:lastRenderedPageBreak/>
         <w:t>Empresa agrícola</w:t>
       </w:r>
-      <w:bookmarkEnd w:id="2"/>
-    </w:p>
-    <w:p>
-      <w:pPr>
-        <w:rPr>
-          <w:lang w:val="es-419" w:eastAsia="es-CO"/>
-        </w:rPr>
-      </w:pPr>
-      <w:r>
-        <w:rPr>
-          <w:lang w:val="es-419" w:eastAsia="es-CO"/>
-        </w:rPr>
-        <w:t>La empresa agrícola es una unidad productiva organizada que se dedica a la explotación de recursos naturales (principalmente suelo y agua) con el fin de generar bienes agrícolas como frutas, verduras, granos, legumbres y otros cultivos destinados al consumo humano, animal o a la industria. Su funcionamiento requiere la integración de diversos recursos (humanos, técnicos, financieros y tecnológicos) así como la aplicación de prácticas de manejo eficiente y sostenible.</w:t>
+      <w:bookmarkEnd w:id="3"/>
+    </w:p>
+    <w:p>
+      <w:pPr>
+        <w:rPr>
+          <w:lang w:val="es-419" w:eastAsia="es-CO"/>
+        </w:rPr>
+      </w:pPr>
+      <w:r>
+        <w:rPr>
+          <w:lang w:val="es-419" w:eastAsia="es-CO"/>
+        </w:rPr>
+        <w:t>La empresa agrícola es una unidad productiva organizada que se dedica a la explotación de recursos naturales (principalmente suelo y agua) con el fin de generar bienes agrícolas como frutas, verduras, granos, legumbres y otros cultivos destinados al consumo humano, animal o a la industria. Su funcionamiento requiere la integración de diversos recursos (humanos, técnicos, financieros y tecnológicos)</w:t>
+      </w:r>
+      <w:r>
+        <w:rPr>
+          <w:lang w:val="es-419" w:eastAsia="es-CO"/>
+        </w:rPr>
+        <w:t>,</w:t>
+      </w:r>
+      <w:r>
+        <w:rPr>
+          <w:lang w:val="es-419" w:eastAsia="es-CO"/>
+        </w:rPr>
+        <w:t xml:space="preserve"> así como la aplicación de prácticas de manejo eficiente y sostenible.</w:t>
       </w:r>
     </w:p>
     <w:p>
@@ -2401,11 +2526,11 @@
       <w:pPr>
         <w:pStyle w:val="Ttulo2"/>
       </w:pPr>
-      <w:bookmarkStart w:id="3" w:name="_Toc212418037"/>
+      <w:bookmarkStart w:id="4" w:name="_Toc214620082"/>
       <w:r>
         <w:t>Tipos de empresas agrícolas según su producción</w:t>
       </w:r>
-      <w:bookmarkEnd w:id="3"/>
+      <w:bookmarkEnd w:id="4"/>
     </w:p>
     <w:p>
       <w:pPr>
@@ -2907,8 +3032,8 @@
         <w:gridCol w:w="1838"/>
         <w:gridCol w:w="992"/>
         <w:gridCol w:w="2268"/>
-        <w:gridCol w:w="1560"/>
-        <w:gridCol w:w="1548"/>
+        <w:gridCol w:w="1843"/>
+        <w:gridCol w:w="1265"/>
         <w:gridCol w:w="1712"/>
       </w:tblGrid>
       <w:tr>
@@ -2957,7 +3082,7 @@
         </w:tc>
         <w:tc>
           <w:tcPr>
-            <w:tcW w:w="1560" w:type="dxa"/>
+            <w:tcW w:w="1843" w:type="dxa"/>
           </w:tcPr>
           <w:p>
             <w:pPr>
@@ -2970,7 +3095,7 @@
         </w:tc>
         <w:tc>
           <w:tcPr>
-            <w:tcW w:w="1548" w:type="dxa"/>
+            <w:tcW w:w="1265" w:type="dxa"/>
           </w:tcPr>
           <w:p>
             <w:pPr>
@@ -3048,7 +3173,7 @@
         </w:tc>
         <w:tc>
           <w:tcPr>
-            <w:tcW w:w="1560" w:type="dxa"/>
+            <w:tcW w:w="1843" w:type="dxa"/>
           </w:tcPr>
           <w:p>
             <w:pPr>
@@ -3061,7 +3186,7 @@
         </w:tc>
         <w:tc>
           <w:tcPr>
-            <w:tcW w:w="1548" w:type="dxa"/>
+            <w:tcW w:w="1265" w:type="dxa"/>
           </w:tcPr>
           <w:p>
             <w:pPr>
@@ -3136,7 +3261,7 @@
         </w:tc>
         <w:tc>
           <w:tcPr>
-            <w:tcW w:w="1560" w:type="dxa"/>
+            <w:tcW w:w="1843" w:type="dxa"/>
           </w:tcPr>
           <w:p>
             <w:pPr>
@@ -3149,7 +3274,7 @@
         </w:tc>
         <w:tc>
           <w:tcPr>
-            <w:tcW w:w="1548" w:type="dxa"/>
+            <w:tcW w:w="1265" w:type="dxa"/>
           </w:tcPr>
           <w:p>
             <w:pPr>
@@ -3227,7 +3352,7 @@
         </w:tc>
         <w:tc>
           <w:tcPr>
-            <w:tcW w:w="1560" w:type="dxa"/>
+            <w:tcW w:w="1843" w:type="dxa"/>
           </w:tcPr>
           <w:p>
             <w:pPr>
@@ -3240,7 +3365,7 @@
         </w:tc>
         <w:tc>
           <w:tcPr>
-            <w:tcW w:w="1548" w:type="dxa"/>
+            <w:tcW w:w="1265" w:type="dxa"/>
           </w:tcPr>
           <w:p>
             <w:pPr>
@@ -3319,7 +3444,7 @@
         </w:tc>
         <w:tc>
           <w:tcPr>
-            <w:tcW w:w="1560" w:type="dxa"/>
+            <w:tcW w:w="1843" w:type="dxa"/>
           </w:tcPr>
           <w:p>
             <w:pPr>
@@ -3327,24 +3452,19 @@
             </w:pPr>
             <w:r>
               <w:lastRenderedPageBreak/>
-              <w:t xml:space="preserve">2 (mínimo un socio comanditado y uno </w:t>
-            </w:r>
-            <w:r>
-              <w:lastRenderedPageBreak/>
-              <w:t>comanditario). Sin límite.</w:t>
-            </w:r>
-          </w:p>
-        </w:tc>
-        <w:tc>
-          <w:tcPr>
-            <w:tcW w:w="1548" w:type="dxa"/>
-          </w:tcPr>
-          <w:p>
-            <w:pPr>
-              <w:pStyle w:val="TextoTablas"/>
-            </w:pPr>
-            <w:r>
-              <w:lastRenderedPageBreak/>
+              <w:t xml:space="preserve">2 (mínimo un socio comanditado y uno comanditario). </w:t>
+            </w:r>
+          </w:p>
+        </w:tc>
+        <w:tc>
+          <w:tcPr>
+            <w:tcW w:w="1265" w:type="dxa"/>
+          </w:tcPr>
+          <w:p>
+            <w:pPr>
+              <w:pStyle w:val="TextoTablas"/>
+            </w:pPr>
+            <w:r>
               <w:t>Sin límite.</w:t>
             </w:r>
           </w:p>
@@ -3416,7 +3536,7 @@
         </w:tc>
         <w:tc>
           <w:tcPr>
-            <w:tcW w:w="1560" w:type="dxa"/>
+            <w:tcW w:w="1843" w:type="dxa"/>
           </w:tcPr>
           <w:p>
             <w:pPr>
@@ -3429,7 +3549,7 @@
         </w:tc>
         <w:tc>
           <w:tcPr>
-            <w:tcW w:w="1548" w:type="dxa"/>
+            <w:tcW w:w="1265" w:type="dxa"/>
           </w:tcPr>
           <w:p>
             <w:pPr>
@@ -3504,7 +3624,7 @@
         </w:tc>
         <w:tc>
           <w:tcPr>
-            <w:tcW w:w="1560" w:type="dxa"/>
+            <w:tcW w:w="1843" w:type="dxa"/>
           </w:tcPr>
           <w:p>
             <w:pPr>
@@ -3517,7 +3637,7 @@
         </w:tc>
         <w:tc>
           <w:tcPr>
-            <w:tcW w:w="1548" w:type="dxa"/>
+            <w:tcW w:w="1265" w:type="dxa"/>
           </w:tcPr>
           <w:p>
             <w:pPr>
@@ -3595,7 +3715,7 @@
         </w:tc>
         <w:tc>
           <w:tcPr>
-            <w:tcW w:w="1560" w:type="dxa"/>
+            <w:tcW w:w="1843" w:type="dxa"/>
           </w:tcPr>
           <w:p>
             <w:pPr>
@@ -3608,7 +3728,7 @@
         </w:tc>
         <w:tc>
           <w:tcPr>
-            <w:tcW w:w="1548" w:type="dxa"/>
+            <w:tcW w:w="1265" w:type="dxa"/>
           </w:tcPr>
           <w:p>
             <w:pPr>
@@ -3696,7 +3816,7 @@
     <w:tbl>
       <w:tblPr>
         <w:tblStyle w:val="SENA2"/>
-        <w:tblW w:w="9776" w:type="dxa"/>
+        <w:tblW w:w="9493" w:type="dxa"/>
         <w:tblLayout w:type="fixed"/>
         <w:tblLook w:val="04A0" w:firstRow="1" w:lastRow="0" w:firstColumn="1" w:lastColumn="0" w:noHBand="0" w:noVBand="1"/>
         <w:tblCaption w:val="Tipos de empresas según el uso de tecnología"/>
@@ -3704,11 +3824,10 @@
       </w:tblPr>
       <w:tblGrid>
         <w:gridCol w:w="1696"/>
-        <w:gridCol w:w="2552"/>
-        <w:gridCol w:w="1417"/>
+        <w:gridCol w:w="2835"/>
+        <w:gridCol w:w="1560"/>
         <w:gridCol w:w="1701"/>
-        <w:gridCol w:w="1134"/>
-        <w:gridCol w:w="1276"/>
+        <w:gridCol w:w="1701"/>
       </w:tblGrid>
       <w:tr>
         <w:trPr>
@@ -3730,7 +3849,7 @@
         </w:tc>
         <w:tc>
           <w:tcPr>
-            <w:tcW w:w="2552" w:type="dxa"/>
+            <w:tcW w:w="2835" w:type="dxa"/>
           </w:tcPr>
           <w:p>
             <w:pPr>
@@ -3743,7 +3862,7 @@
         </w:tc>
         <w:tc>
           <w:tcPr>
-            <w:tcW w:w="1417" w:type="dxa"/>
+            <w:tcW w:w="1560" w:type="dxa"/>
           </w:tcPr>
           <w:p>
             <w:pPr>
@@ -3769,7 +3888,7 @@
         </w:tc>
         <w:tc>
           <w:tcPr>
-            <w:tcW w:w="1134" w:type="dxa"/>
+            <w:tcW w:w="1701" w:type="dxa"/>
           </w:tcPr>
           <w:p>
             <w:pPr>
@@ -3777,19 +3896,6 @@
             </w:pPr>
             <w:r>
               <w:t>Enfoque principal</w:t>
-            </w:r>
-          </w:p>
-        </w:tc>
-        <w:tc>
-          <w:tcPr>
-            <w:tcW w:w="1276" w:type="dxa"/>
-          </w:tcPr>
-          <w:p>
-            <w:pPr>
-              <w:pStyle w:val="TextoTablas"/>
-            </w:pPr>
-            <w:r>
-              <w:t>Tipo de empresa agrícola</w:t>
             </w:r>
           </w:p>
         </w:tc>
@@ -3821,7 +3927,7 @@
         </w:tc>
         <w:tc>
           <w:tcPr>
-            <w:tcW w:w="2552" w:type="dxa"/>
+            <w:tcW w:w="2835" w:type="dxa"/>
           </w:tcPr>
           <w:p>
             <w:pPr>
@@ -3834,7 +3940,7 @@
         </w:tc>
         <w:tc>
           <w:tcPr>
-            <w:tcW w:w="1417" w:type="dxa"/>
+            <w:tcW w:w="1560" w:type="dxa"/>
           </w:tcPr>
           <w:p>
             <w:pPr>
@@ -3860,7 +3966,7 @@
         </w:tc>
         <w:tc>
           <w:tcPr>
-            <w:tcW w:w="1134" w:type="dxa"/>
+            <w:tcW w:w="1701" w:type="dxa"/>
           </w:tcPr>
           <w:p>
             <w:pPr>
@@ -3868,19 +3974,6 @@
             </w:pPr>
             <w:r>
               <w:t>Subsistencia y mercado local.</w:t>
-            </w:r>
-          </w:p>
-        </w:tc>
-        <w:tc>
-          <w:tcPr>
-            <w:tcW w:w="1276" w:type="dxa"/>
-          </w:tcPr>
-          <w:p>
-            <w:pPr>
-              <w:pStyle w:val="TextoTablas"/>
-            </w:pPr>
-            <w:r>
-              <w:t>Tradicionales</w:t>
             </w:r>
           </w:p>
         </w:tc>
@@ -3909,7 +4002,7 @@
         </w:tc>
         <w:tc>
           <w:tcPr>
-            <w:tcW w:w="2552" w:type="dxa"/>
+            <w:tcW w:w="2835" w:type="dxa"/>
           </w:tcPr>
           <w:p>
             <w:pPr>
@@ -3922,7 +4015,7 @@
         </w:tc>
         <w:tc>
           <w:tcPr>
-            <w:tcW w:w="1417" w:type="dxa"/>
+            <w:tcW w:w="1560" w:type="dxa"/>
           </w:tcPr>
           <w:p>
             <w:pPr>
@@ -3948,7 +4041,7 @@
         </w:tc>
         <w:tc>
           <w:tcPr>
-            <w:tcW w:w="1134" w:type="dxa"/>
+            <w:tcW w:w="1701" w:type="dxa"/>
           </w:tcPr>
           <w:p>
             <w:pPr>
@@ -3956,19 +4049,6 @@
             </w:pPr>
             <w:r>
               <w:t>Productividad y rentabilidad.</w:t>
-            </w:r>
-          </w:p>
-        </w:tc>
-        <w:tc>
-          <w:tcPr>
-            <w:tcW w:w="1276" w:type="dxa"/>
-          </w:tcPr>
-          <w:p>
-            <w:pPr>
-              <w:pStyle w:val="TextoTablas"/>
-            </w:pPr>
-            <w:r>
-              <w:t>Modernas o tecnificadas</w:t>
             </w:r>
           </w:p>
         </w:tc>
@@ -4000,7 +4080,7 @@
         </w:tc>
         <w:tc>
           <w:tcPr>
-            <w:tcW w:w="2552" w:type="dxa"/>
+            <w:tcW w:w="2835" w:type="dxa"/>
           </w:tcPr>
           <w:p>
             <w:pPr>
@@ -4013,7 +4093,7 @@
         </w:tc>
         <w:tc>
           <w:tcPr>
-            <w:tcW w:w="1417" w:type="dxa"/>
+            <w:tcW w:w="1560" w:type="dxa"/>
           </w:tcPr>
           <w:p>
             <w:pPr>
@@ -4039,7 +4119,7 @@
         </w:tc>
         <w:tc>
           <w:tcPr>
-            <w:tcW w:w="1134" w:type="dxa"/>
+            <w:tcW w:w="1701" w:type="dxa"/>
           </w:tcPr>
           <w:p>
             <w:pPr>
@@ -4047,19 +4127,6 @@
             </w:pPr>
             <w:r>
               <w:t>Eficiencia, innovación y sostenibilidad.</w:t>
-            </w:r>
-          </w:p>
-        </w:tc>
-        <w:tc>
-          <w:tcPr>
-            <w:tcW w:w="1276" w:type="dxa"/>
-          </w:tcPr>
-          <w:p>
-            <w:pPr>
-              <w:pStyle w:val="TextoTablas"/>
-            </w:pPr>
-            <w:r>
-              <w:t>Agricultura de precisión / inteligente</w:t>
             </w:r>
           </w:p>
         </w:tc>
@@ -4088,24 +4155,24 @@
         </w:tc>
         <w:tc>
           <w:tcPr>
-            <w:tcW w:w="2552" w:type="dxa"/>
-          </w:tcPr>
-          <w:p>
-            <w:pPr>
-              <w:pStyle w:val="TextoTablas"/>
-            </w:pPr>
-            <w:r>
-              <w:t xml:space="preserve">Producción libre de insumos sintéticos (pesticidas, herbicidas, fertilizantes químicos, </w:t>
+            <w:tcW w:w="2835" w:type="dxa"/>
+          </w:tcPr>
+          <w:p>
+            <w:pPr>
+              <w:pStyle w:val="TextoTablas"/>
+            </w:pPr>
+            <w:r>
+              <w:t xml:space="preserve">Producción libre de insumos sintéticos (pesticidas, herbicidas, fertilizantes químicos, transgénicos). Requiere certificaciones y </w:t>
             </w:r>
             <w:r>
               <w:lastRenderedPageBreak/>
-              <w:t>transgénicos). Requiere certificaciones y promueve biodiversidad y salud del suelo.</w:t>
-            </w:r>
-          </w:p>
-        </w:tc>
-        <w:tc>
-          <w:tcPr>
-            <w:tcW w:w="1417" w:type="dxa"/>
+              <w:t>promueve biodiversidad y salud del suelo.</w:t>
+            </w:r>
+          </w:p>
+        </w:tc>
+        <w:tc>
+          <w:tcPr>
+            <w:tcW w:w="1560" w:type="dxa"/>
           </w:tcPr>
           <w:p>
             <w:pPr>
@@ -4132,32 +4199,14 @@
         </w:tc>
         <w:tc>
           <w:tcPr>
-            <w:tcW w:w="1134" w:type="dxa"/>
-          </w:tcPr>
-          <w:p>
-            <w:pPr>
-              <w:pStyle w:val="TextoTablas"/>
-            </w:pPr>
-            <w:r>
-              <w:t xml:space="preserve">Sostenibilidad y salud del </w:t>
-            </w:r>
-            <w:r>
-              <w:lastRenderedPageBreak/>
-              <w:t>consumidor.</w:t>
-            </w:r>
-          </w:p>
-        </w:tc>
-        <w:tc>
-          <w:tcPr>
-            <w:tcW w:w="1276" w:type="dxa"/>
-          </w:tcPr>
-          <w:p>
-            <w:pPr>
-              <w:pStyle w:val="TextoTablas"/>
-            </w:pPr>
-            <w:r>
-              <w:lastRenderedPageBreak/>
-              <w:t>Agricultura orgánica</w:t>
+            <w:tcW w:w="1701" w:type="dxa"/>
+          </w:tcPr>
+          <w:p>
+            <w:pPr>
+              <w:pStyle w:val="TextoTablas"/>
+            </w:pPr>
+            <w:r>
+              <w:t>Sostenibilidad y salud del consumidor.</w:t>
             </w:r>
           </w:p>
         </w:tc>
@@ -4220,7 +4269,31 @@
         <w:rPr>
           <w:lang w:val="es-419" w:eastAsia="es-CO"/>
         </w:rPr>
-        <w:t>Las empresas o unidades productivas orientadas al autoconsumo cultivan principalmente para satisfacer las necesidades alimentarias de la familia o comunidad que las opera. Generalmente son explotaciones de pequeña escala, con bajo nivel de tecnificación y diversificación de cultivos básicos como maíz, yuca, frijol, hortalizas y tubérculos. Suelen depender fuertemente de las condiciones climáticas y de los ciclos naturales, manteniendo un vínculo limitado o inexistente con el mercado formal. Este modelo es característico de zonas rurales con economías campesinas o de subsistencia, donde la prioridad es la seguridad alimentaria antes que la rentabilidad.</w:t>
+        <w:t>Las empresas o unidades productivas orientadas al autoconsumo</w:t>
+      </w:r>
+      <w:r>
+        <w:rPr>
+          <w:lang w:val="es-419" w:eastAsia="es-CO"/>
+        </w:rPr>
+        <w:t>,</w:t>
+      </w:r>
+      <w:r>
+        <w:rPr>
+          <w:lang w:val="es-419" w:eastAsia="es-CO"/>
+        </w:rPr>
+        <w:t xml:space="preserve"> cultivan principalmente para satisfacer las necesidades alimentarias de la familia o comunidad que las opera. Generalmente</w:t>
+      </w:r>
+      <w:r>
+        <w:rPr>
+          <w:lang w:val="es-419" w:eastAsia="es-CO"/>
+        </w:rPr>
+        <w:t>,</w:t>
+      </w:r>
+      <w:r>
+        <w:rPr>
+          <w:lang w:val="es-419" w:eastAsia="es-CO"/>
+        </w:rPr>
+        <w:t xml:space="preserve"> son explotaciones de pequeña escala, con bajo nivel de tecnificación y diversificación de cultivos básicos como maíz, yuca, frijol, hortalizas y tubérculos. Suelen depender fuertemente de las condiciones climáticas y de los ciclos naturales, manteniendo un vínculo limitado o inexistente con el mercado formal. Este modelo es característico de zonas rurales con economías campesinas o de subsistencia, donde la prioridad es la seguridad alimentaria antes que la rentabilidad.</w:t>
       </w:r>
     </w:p>
     <w:p>
@@ -4250,32 +4323,25 @@
         <w:rPr>
           <w:lang w:val="es-419" w:eastAsia="es-CO"/>
         </w:rPr>
-        <w:t xml:space="preserve">Las empresas agrícolas con fines comerciales están orientadas a producir excedentes para su venta en mercados locales, regionales, nacionales o internacionales. </w:t>
+        <w:t xml:space="preserve">Las empresas agrícolas con fines comerciales están orientadas a producir excedentes para su venta en mercados locales, regionales, nacionales o internacionales. Pueden variar en tamaño, desde pequeños productores organizados en cooperativas o asociaciones hasta grandes corporaciones agroexportadoras. Su objetivo central es la </w:t>
       </w:r>
       <w:r>
         <w:rPr>
           <w:lang w:val="es-419" w:eastAsia="es-CO"/>
         </w:rPr>
         <w:lastRenderedPageBreak/>
-        <w:t>Pueden variar en tamaño, desde pequeños productores organizados en cooperativas o asociaciones hasta grandes corporaciones agroexportadoras. Su objetivo central es la generación de ingresos, por lo que suelen adoptar prácticas productivas más eficientes, incorporar tecnologías modernas y aplicar estrategias de gestión que les permitan cumplir con las exigencias del mercado en términos de calidad, volumen, trazabilidad y certificaciones. Además, este modelo fomenta la especialización y puede integrarse a cadenas de valor agroindustriales, fortaleciendo su competitividad y capacidad de adaptación a cambios económicos y climáticos.</w:t>
-      </w:r>
-    </w:p>
-    <w:p>
-      <w:pPr>
-        <w:rPr>
-          <w:b/>
-          <w:bCs/>
-          <w:lang w:val="es-419" w:eastAsia="es-CO"/>
-        </w:rPr>
-      </w:pPr>
-      <w:r>
-        <w:rPr>
-          <w:b/>
-          <w:bCs/>
-          <w:lang w:val="es-419" w:eastAsia="es-CO"/>
-        </w:rPr>
+        <w:t>generación de ingresos, por lo que suelen adoptar prácticas productivas más eficientes, incorporar tecnologías modernas y aplicar estrategias de gestión que les permitan cumplir con las exigencias del mercado en términos de calidad, volumen, trazabilidad y certificaciones. Además, este modelo fomenta la especialización y puede integrarse a cadenas de valor agroindustriales, fortaleciendo su competitividad y capacidad de adaptación a cambios económicos y climáticos.</w:t>
+      </w:r>
+    </w:p>
+    <w:p>
+      <w:pPr>
+        <w:pStyle w:val="Ttulo2"/>
+      </w:pPr>
+      <w:bookmarkStart w:id="5" w:name="_Toc214620083"/>
+      <w:r>
         <w:t>Requisitos para el funcionamiento</w:t>
       </w:r>
+      <w:bookmarkEnd w:id="5"/>
     </w:p>
     <w:p>
       <w:pPr>
@@ -4288,6 +4354,36 @@
           <w:lang w:val="es-419" w:eastAsia="es-CO"/>
         </w:rPr>
         <w:t>Son las condiciones esenciales, tanto en recursos como en normativas, que una empresa agrícola debe cumplir para llevar a cabo sus actividades productivas, administrativas y comerciales de manera legal, eficiente y sostenible.</w:t>
+      </w:r>
+    </w:p>
+    <w:p>
+      <w:pPr>
+        <w:rPr>
+          <w:b/>
+          <w:bCs/>
+          <w:lang w:val="es-419" w:eastAsia="es-CO"/>
+        </w:rPr>
+      </w:pPr>
+      <w:r>
+        <w:rPr>
+          <w:b/>
+          <w:bCs/>
+          <w:lang w:val="es-419" w:eastAsia="es-CO"/>
+        </w:rPr>
+        <w:t>Requisitos legales</w:t>
+      </w:r>
+    </w:p>
+    <w:p>
+      <w:pPr>
+        <w:rPr>
+          <w:lang w:val="es-419" w:eastAsia="es-CO"/>
+        </w:rPr>
+      </w:pPr>
+      <w:r>
+        <w:rPr>
+          <w:lang w:val="es-419" w:eastAsia="es-CO"/>
+        </w:rPr>
+        <w:t>En Colombia, para que una empresa funcione legalmente, debe cumplir con una serie de requisitos y trámites establecidos por la normatividad nacional. Estos pasos pueden variar levemente según el tipo de empresa, la actividad económica y el lugar de operación, pero en términos generales, los requisitos legales de funcionamiento son los siguientes:</w:t>
       </w:r>
     </w:p>
     <w:p>
@@ -4481,6 +4577,7 @@
                 <w:b/>
                 <w:bCs/>
               </w:rPr>
+              <w:lastRenderedPageBreak/>
               <w:t>Permisos agrícolas y ambientales</w:t>
             </w:r>
           </w:p>
@@ -4520,7 +4617,6 @@
                 <w:b/>
                 <w:bCs/>
               </w:rPr>
-              <w:lastRenderedPageBreak/>
               <w:t>Afiliación a entidades sociales y de salud</w:t>
             </w:r>
           </w:p>
@@ -4782,6 +4878,7 @@
               <w:ind w:left="324"/>
             </w:pPr>
             <w:r>
+              <w:lastRenderedPageBreak/>
               <w:t>Maquinaria agrícola (tractores, fumigadoras, herramientas).</w:t>
             </w:r>
           </w:p>
@@ -4805,6 +4902,7 @@
                 <w:b/>
                 <w:bCs/>
               </w:rPr>
+              <w:lastRenderedPageBreak/>
               <w:t>Acceso a insumos</w:t>
             </w:r>
           </w:p>
@@ -4845,7 +4943,6 @@
           <w:bCs/>
           <w:lang w:val="es-419" w:eastAsia="es-CO"/>
         </w:rPr>
-        <w:lastRenderedPageBreak/>
         <w:t>Requisitos administrativos y de gestión</w:t>
       </w:r>
     </w:p>
@@ -5113,6 +5210,7 @@
         <w:rPr>
           <w:lang w:val="es-419" w:eastAsia="es-CO"/>
         </w:rPr>
+        <w:lastRenderedPageBreak/>
         <w:t>Requisitos financieros</w:t>
       </w:r>
     </w:p>
@@ -5257,7 +5355,6 @@
                 <w:b/>
                 <w:bCs/>
               </w:rPr>
-              <w:lastRenderedPageBreak/>
               <w:t>Contabilidad básica y facturación</w:t>
             </w:r>
           </w:p>
@@ -5348,12 +5445,12 @@
       <w:r>
         <w:br w:type="page"/>
       </w:r>
-      <w:bookmarkStart w:id="4" w:name="_Toc212418038"/>
+      <w:bookmarkStart w:id="6" w:name="_Toc214620084"/>
       <w:r>
         <w:lastRenderedPageBreak/>
         <w:t>Estructura organizacional</w:t>
       </w:r>
-      <w:bookmarkEnd w:id="4"/>
+      <w:bookmarkEnd w:id="6"/>
     </w:p>
     <w:p>
       <w:pPr>
@@ -5385,11 +5482,11 @@
       <w:pPr>
         <w:pStyle w:val="Ttulo2"/>
       </w:pPr>
-      <w:bookmarkStart w:id="5" w:name="_Toc212418039"/>
+      <w:bookmarkStart w:id="7" w:name="_Toc214620085"/>
       <w:r>
         <w:t>Tipos de estructura organizacional</w:t>
       </w:r>
-      <w:bookmarkEnd w:id="5"/>
+      <w:bookmarkEnd w:id="7"/>
     </w:p>
     <w:p>
       <w:pPr>
@@ -5697,11 +5794,11 @@
       <w:pPr>
         <w:pStyle w:val="Ttulo2"/>
       </w:pPr>
-      <w:bookmarkStart w:id="6" w:name="_Toc212418040"/>
+      <w:bookmarkStart w:id="8" w:name="_Toc214620086"/>
       <w:r>
         <w:t>Importancia de la definición de cargos en la gestión empresarial agrícola</w:t>
       </w:r>
-      <w:bookmarkEnd w:id="6"/>
+      <w:bookmarkEnd w:id="8"/>
     </w:p>
     <w:p>
       <w:pPr>
@@ -6006,12 +6103,12 @@
       <w:pPr>
         <w:pStyle w:val="Ttulo2"/>
       </w:pPr>
-      <w:bookmarkStart w:id="7" w:name="_Toc212418041"/>
+      <w:bookmarkStart w:id="9" w:name="_Toc214620087"/>
       <w:r>
         <w:lastRenderedPageBreak/>
         <w:t>Procesos en la empresa agrícola</w:t>
       </w:r>
-      <w:bookmarkEnd w:id="7"/>
+      <w:bookmarkEnd w:id="9"/>
     </w:p>
     <w:p>
       <w:pPr>
@@ -6551,7 +6648,13 @@
           <w:bCs/>
           <w:lang w:val="es-419" w:eastAsia="es-CO"/>
         </w:rPr>
-        <w:t xml:space="preserve"> e</w:t>
+        <w:t xml:space="preserve"> </w:t>
+      </w:r>
+      <w:r>
+        <w:rPr>
+          <w:lang w:val="es-419" w:eastAsia="es-CO"/>
+        </w:rPr>
+        <w:t>e</w:t>
       </w:r>
       <w:r>
         <w:rPr>
@@ -7495,12 +7598,12 @@
       <w:pPr>
         <w:pStyle w:val="Ttulo1"/>
       </w:pPr>
-      <w:bookmarkStart w:id="8" w:name="_Toc212418042"/>
+      <w:bookmarkStart w:id="10" w:name="_Toc214620088"/>
       <w:r>
         <w:lastRenderedPageBreak/>
         <w:t>Estrategia Organizacional</w:t>
       </w:r>
-      <w:bookmarkEnd w:id="8"/>
+      <w:bookmarkEnd w:id="10"/>
     </w:p>
     <w:p>
       <w:pPr>
@@ -7623,11 +7726,11 @@
       <w:pPr>
         <w:pStyle w:val="Ttulo2"/>
       </w:pPr>
-      <w:bookmarkStart w:id="9" w:name="_Toc212418043"/>
+      <w:bookmarkStart w:id="11" w:name="_Toc214620089"/>
       <w:r>
         <w:t>Importancia en una empresa agrícola</w:t>
       </w:r>
-      <w:bookmarkEnd w:id="9"/>
+      <w:bookmarkEnd w:id="11"/>
     </w:p>
     <w:p>
       <w:pPr>
@@ -7806,11 +7909,11 @@
       <w:pPr>
         <w:pStyle w:val="Ttulo2"/>
       </w:pPr>
-      <w:bookmarkStart w:id="10" w:name="_Toc212418044"/>
+      <w:bookmarkStart w:id="12" w:name="_Toc214620090"/>
       <w:r>
         <w:t>Componentes clave de una estrategia organizacional agrícola</w:t>
       </w:r>
-      <w:bookmarkEnd w:id="10"/>
+      <w:bookmarkEnd w:id="12"/>
     </w:p>
     <w:p>
       <w:pPr>
@@ -8347,12 +8450,12 @@
       <w:pPr>
         <w:pStyle w:val="Ttulo1"/>
       </w:pPr>
-      <w:bookmarkStart w:id="11" w:name="_Toc212418045"/>
+      <w:bookmarkStart w:id="13" w:name="_Toc214620091"/>
       <w:r>
         <w:lastRenderedPageBreak/>
         <w:t>Mercados</w:t>
       </w:r>
-      <w:bookmarkEnd w:id="11"/>
+      <w:bookmarkEnd w:id="13"/>
     </w:p>
     <w:p>
       <w:pPr>
@@ -8397,11 +8500,11 @@
       <w:pPr>
         <w:pStyle w:val="Ttulo2"/>
       </w:pPr>
-      <w:bookmarkStart w:id="12" w:name="_Toc212418046"/>
+      <w:bookmarkStart w:id="14" w:name="_Toc214620092"/>
       <w:r>
         <w:t>Tipos de mercados</w:t>
       </w:r>
-      <w:bookmarkEnd w:id="12"/>
+      <w:bookmarkEnd w:id="14"/>
     </w:p>
     <w:p>
       <w:pPr>
@@ -8946,7 +9049,10 @@
               <w:pStyle w:val="TextoTablas"/>
             </w:pPr>
             <w:r>
-              <w:t>Competencia perfecta.</w:t>
+              <w:t>Empresas transformadoras</w:t>
+            </w:r>
+            <w:r>
+              <w:t>.</w:t>
             </w:r>
           </w:p>
         </w:tc>
@@ -8999,7 +9105,10 @@
               <w:pStyle w:val="TextoTablas"/>
             </w:pPr>
             <w:r>
-              <w:t>Oligopolio o monopolio.</w:t>
+              <w:t>Competencia perfecta</w:t>
+            </w:r>
+            <w:r>
+              <w:t>.</w:t>
             </w:r>
           </w:p>
         </w:tc>
@@ -9074,7 +9183,7 @@
       <w:pPr>
         <w:pStyle w:val="Ttulo2"/>
       </w:pPr>
-      <w:bookmarkStart w:id="13" w:name="_Toc212418047"/>
+      <w:bookmarkStart w:id="15" w:name="_Toc214620093"/>
       <w:r>
         <w:lastRenderedPageBreak/>
         <w:t>V</w:t>
@@ -9082,7 +9191,7 @@
       <w:r>
         <w:t>ariables</w:t>
       </w:r>
-      <w:bookmarkEnd w:id="13"/>
+      <w:bookmarkEnd w:id="15"/>
     </w:p>
     <w:p>
       <w:pPr>
@@ -9681,12 +9790,12 @@
       <w:pPr>
         <w:pStyle w:val="Ttulo1"/>
       </w:pPr>
-      <w:bookmarkStart w:id="14" w:name="_Toc212418048"/>
+      <w:bookmarkStart w:id="16" w:name="_Toc214620094"/>
       <w:r>
         <w:lastRenderedPageBreak/>
         <w:t>Herramientas de análisis organizacional</w:t>
       </w:r>
-      <w:bookmarkEnd w:id="14"/>
+      <w:bookmarkEnd w:id="16"/>
     </w:p>
     <w:p>
       <w:pPr>
@@ -9846,7 +9955,19 @@
         <w:rPr>
           <w:lang w:val="es-419" w:eastAsia="es-CO"/>
         </w:rPr>
-        <w:t>Ayuda a definir quién hace qué dentro de un proyecto o proceso, aclarando responsabilidades para evitar confusiones.</w:t>
+        <w:t>Ayuda a definir quién hace qué</w:t>
+      </w:r>
+      <w:r>
+        <w:rPr>
+          <w:lang w:val="es-419" w:eastAsia="es-CO"/>
+        </w:rPr>
+        <w:t>,</w:t>
+      </w:r>
+      <w:r>
+        <w:rPr>
+          <w:lang w:val="es-419" w:eastAsia="es-CO"/>
+        </w:rPr>
+        <w:t xml:space="preserve"> dentro de un proyecto o proceso, aclarando responsabilidades para evitar confusiones.</w:t>
       </w:r>
     </w:p>
     <w:p>
@@ -10896,12 +11017,12 @@
         </w:numPr>
         <w:ind w:left="709"/>
       </w:pPr>
-      <w:bookmarkStart w:id="15" w:name="_Toc212418049"/>
+      <w:bookmarkStart w:id="17" w:name="_Toc214620095"/>
       <w:r>
         <w:lastRenderedPageBreak/>
         <w:t>Síntesis</w:t>
       </w:r>
-      <w:bookmarkEnd w:id="15"/>
+      <w:bookmarkEnd w:id="17"/>
     </w:p>
     <w:p>
       <w:pPr>
@@ -10979,12 +11100,12 @@
         </w:numPr>
         <w:ind w:left="709"/>
       </w:pPr>
-      <w:bookmarkStart w:id="16" w:name="_Toc212418050"/>
+      <w:bookmarkStart w:id="18" w:name="_Toc214620096"/>
       <w:r>
         <w:lastRenderedPageBreak/>
         <w:t>Material complementario</w:t>
       </w:r>
-      <w:bookmarkEnd w:id="16"/>
+      <w:bookmarkEnd w:id="18"/>
     </w:p>
     <w:tbl>
       <w:tblPr>
@@ -11374,12 +11495,12 @@
         </w:numPr>
         <w:ind w:left="709"/>
       </w:pPr>
-      <w:bookmarkStart w:id="17" w:name="_Toc212418051"/>
+      <w:bookmarkStart w:id="19" w:name="_Toc214620097"/>
       <w:r>
         <w:lastRenderedPageBreak/>
         <w:t>Glosario</w:t>
       </w:r>
-      <w:bookmarkEnd w:id="17"/>
+      <w:bookmarkEnd w:id="19"/>
     </w:p>
     <w:p>
       <w:pPr>
@@ -11801,12 +11922,12 @@
         </w:numPr>
         <w:ind w:left="709"/>
       </w:pPr>
-      <w:bookmarkStart w:id="18" w:name="_Toc212418052"/>
+      <w:bookmarkStart w:id="20" w:name="_Toc214620098"/>
       <w:r>
         <w:lastRenderedPageBreak/>
         <w:t>Referencias bibliográficas</w:t>
       </w:r>
-      <w:bookmarkEnd w:id="18"/>
+      <w:bookmarkEnd w:id="20"/>
     </w:p>
     <w:p>
       <w:pPr>
@@ -12249,12 +12370,12 @@
         </w:numPr>
         <w:ind w:left="709"/>
       </w:pPr>
-      <w:bookmarkStart w:id="19" w:name="_Toc212418053"/>
+      <w:bookmarkStart w:id="21" w:name="_Toc214620099"/>
       <w:r>
         <w:lastRenderedPageBreak/>
         <w:t>Créditos</w:t>
       </w:r>
-      <w:bookmarkEnd w:id="19"/>
+      <w:bookmarkEnd w:id="21"/>
     </w:p>
     <w:tbl>
       <w:tblPr>
@@ -17232,8 +17353,12 @@
     <w:autoRedefine/>
     <w:uiPriority w:val="39"/>
     <w:unhideWhenUsed/>
-    <w:rsid w:val="000434FA"/>
+    <w:rsid w:val="00823D6A"/>
     <w:pPr>
+      <w:tabs>
+        <w:tab w:val="left" w:pos="1134"/>
+        <w:tab w:val="right" w:leader="dot" w:pos="9962"/>
+      </w:tabs>
       <w:spacing w:after="100"/>
     </w:pPr>
   </w:style>
@@ -17883,17 +18008,19 @@
 </file>
 
 <file path=customXml/item2.xml><?xml version="1.0" encoding="utf-8"?>
-<?mso-contentType ?>
-<FormTemplates xmlns="http://schemas.microsoft.com/sharepoint/v3/contenttype/forms">
-  <Display>DocumentLibraryForm</Display>
-  <Edit>DocumentLibraryForm</Edit>
-  <New>DocumentLibraryForm</New>
-</FormTemplates>
+<p:properties xmlns:p="http://schemas.microsoft.com/office/2006/metadata/properties" xmlns:xsi="http://www.w3.org/2001/XMLSchema-instance" xmlns:pc="http://schemas.microsoft.com/office/infopath/2007/PartnerControls">
+  <documentManagement>
+    <TaxCatchAll xmlns="285d351f-f218-493a-825f-85a9dfbde315" xsi:nil="true"/>
+    <lcf76f155ced4ddcb4097134ff3c332f xmlns="55abea07-cd72-4a95-add0-1082a24cf9e9">
+      <Terms xmlns="http://schemas.microsoft.com/office/infopath/2007/PartnerControls"/>
+    </lcf76f155ced4ddcb4097134ff3c332f>
+  </documentManagement>
+</p:properties>
 </file>
 
 <file path=customXml/item3.xml><?xml version="1.0" encoding="utf-8"?>
-<ct:contentTypeSchema xmlns:ct="http://schemas.microsoft.com/office/2006/metadata/contentType" xmlns:ma="http://schemas.microsoft.com/office/2006/metadata/properties/metaAttributes" ct:_="" ma:_="" ma:contentTypeName="Documento" ma:contentTypeID="0x0101005D7421CBAB376F47AC1876466873BE0C" ma:contentTypeVersion="11" ma:contentTypeDescription="Crear nuevo documento." ma:contentTypeScope="" ma:versionID="c15d8ec802c26ac14d26a130a7e330ba">
-  <xsd:schema xmlns:xsd="http://www.w3.org/2001/XMLSchema" xmlns:xs="http://www.w3.org/2001/XMLSchema" xmlns:p="http://schemas.microsoft.com/office/2006/metadata/properties" xmlns:ns2="55abea07-cd72-4a95-add0-1082a24cf9e9" xmlns:ns3="285d351f-f218-493a-825f-85a9dfbde315" targetNamespace="http://schemas.microsoft.com/office/2006/metadata/properties" ma:root="true" ma:fieldsID="aaa88af0ed338276ebe02f0d1437fb40" ns2:_="" ns3:_="">
+<ct:contentTypeSchema xmlns:ct="http://schemas.microsoft.com/office/2006/metadata/contentType" xmlns:ma="http://schemas.microsoft.com/office/2006/metadata/properties/metaAttributes" ct:_="" ma:_="" ma:contentTypeName="Documento" ma:contentTypeID="0x0101005D7421CBAB376F47AC1876466873BE0C" ma:contentTypeVersion="11" ma:contentTypeDescription="Crear nuevo documento." ma:contentTypeScope="" ma:versionID="c355e60b4cde5dbb71daba652f90dcaf">
+  <xsd:schema xmlns:xsd="http://www.w3.org/2001/XMLSchema" xmlns:xs="http://www.w3.org/2001/XMLSchema" xmlns:p="http://schemas.microsoft.com/office/2006/metadata/properties" xmlns:ns2="55abea07-cd72-4a95-add0-1082a24cf9e9" xmlns:ns3="285d351f-f218-493a-825f-85a9dfbde315" targetNamespace="http://schemas.microsoft.com/office/2006/metadata/properties" ma:root="true" ma:fieldsID="af45bf235921137d7bf462656222ea5a" ns2:_="" ns3:_="">
     <xsd:import namespace="55abea07-cd72-4a95-add0-1082a24cf9e9"/>
     <xsd:import namespace="285d351f-f218-493a-825f-85a9dfbde315"/>
     <xsd:element name="properties">
@@ -18087,14 +18214,12 @@
 </file>
 
 <file path=customXml/item4.xml><?xml version="1.0" encoding="utf-8"?>
-<p:properties xmlns:p="http://schemas.microsoft.com/office/2006/metadata/properties" xmlns:xsi="http://www.w3.org/2001/XMLSchema-instance" xmlns:pc="http://schemas.microsoft.com/office/infopath/2007/PartnerControls">
-  <documentManagement>
-    <TaxCatchAll xmlns="285d351f-f218-493a-825f-85a9dfbde315" xsi:nil="true"/>
-    <lcf76f155ced4ddcb4097134ff3c332f xmlns="55abea07-cd72-4a95-add0-1082a24cf9e9">
-      <Terms xmlns="http://schemas.microsoft.com/office/infopath/2007/PartnerControls"/>
-    </lcf76f155ced4ddcb4097134ff3c332f>
-  </documentManagement>
-</p:properties>
+<?mso-contentType ?>
+<FormTemplates xmlns="http://schemas.microsoft.com/sharepoint/v3/contenttype/forms">
+  <Display>DocumentLibraryForm</Display>
+  <Edit>DocumentLibraryForm</Edit>
+  <New>DocumentLibraryForm</New>
+</FormTemplates>
 </file>
 
 <file path=customXml/itemProps1.xml><?xml version="1.0" encoding="utf-8"?>
@@ -18106,24 +18231,24 @@
 </file>
 
 <file path=customXml/itemProps2.xml><?xml version="1.0" encoding="utf-8"?>
+<ds:datastoreItem xmlns:ds="http://schemas.openxmlformats.org/officeDocument/2006/customXml" ds:itemID="{26259216-AD86-464A-AEAD-95B1F9E17392}">
+  <ds:schemaRefs>
+    <ds:schemaRef ds:uri="http://schemas.microsoft.com/office/2006/metadata/properties"/>
+    <ds:schemaRef ds:uri="http://schemas.microsoft.com/office/infopath/2007/PartnerControls"/>
+    <ds:schemaRef ds:uri="285d351f-f218-493a-825f-85a9dfbde315"/>
+    <ds:schemaRef ds:uri="55abea07-cd72-4a95-add0-1082a24cf9e9"/>
+  </ds:schemaRefs>
+</ds:datastoreItem>
+</file>
+
+<file path=customXml/itemProps3.xml><?xml version="1.0" encoding="utf-8"?>
+<ds:datastoreItem xmlns:ds="http://schemas.openxmlformats.org/officeDocument/2006/customXml" ds:itemID="{24A839E7-0431-4B37-B70F-DFA80A4409BA}"/>
+</file>
+
+<file path=customXml/itemProps4.xml><?xml version="1.0" encoding="utf-8"?>
 <ds:datastoreItem xmlns:ds="http://schemas.openxmlformats.org/officeDocument/2006/customXml" ds:itemID="{D00A4A46-BDBD-48AC-87B9-2BA42D9CC06F}">
   <ds:schemaRefs>
     <ds:schemaRef ds:uri="http://schemas.microsoft.com/sharepoint/v3/contenttype/forms"/>
   </ds:schemaRefs>
 </ds:datastoreItem>
-</file>
-
-<file path=customXml/itemProps3.xml><?xml version="1.0" encoding="utf-8"?>
-<ds:datastoreItem xmlns:ds="http://schemas.openxmlformats.org/officeDocument/2006/customXml" ds:itemID="{3C063802-1A54-4DB2-9749-F241BDF8850F}"/>
-</file>
-
-<file path=customXml/itemProps4.xml><?xml version="1.0" encoding="utf-8"?>
-<ds:datastoreItem xmlns:ds="http://schemas.openxmlformats.org/officeDocument/2006/customXml" ds:itemID="{26259216-AD86-464A-AEAD-95B1F9E17392}">
-  <ds:schemaRefs>
-    <ds:schemaRef ds:uri="http://schemas.microsoft.com/office/2006/metadata/properties"/>
-    <ds:schemaRef ds:uri="http://schemas.microsoft.com/office/infopath/2007/PartnerControls"/>
-    <ds:schemaRef ds:uri="cb45339b-ced9-4d0d-8f64-77573914d53b"/>
-    <ds:schemaRef ds:uri="43a3ca16-9c26-4813-b83f-4aec9927b43f"/>
-  </ds:schemaRefs>
-</ds:datastoreItem>
 </file>